--- a/assets/IOD_temp.docx
+++ b/assets/IOD_temp.docx
@@ -1259,17 +1259,17 @@
       </w:r>
       <w:r>
         <w:rPr>
-          <w:rFonts w:asciiTheme="majorBidi" w:hAnsiTheme="majorBidi"/>
-          <w:color w:val="000000" w:themeColor="text1"/>
-        </w:rPr>
-        <w:t xml:space="preserve">INJURY </w:t>
-      </w:r>
-      <w:r>
-        <w:rPr>
-          <w:rFonts w:asciiTheme="majorBidi" w:hAnsiTheme="majorBidi"/>
-          <w:color w:val="000000" w:themeColor="text1"/>
-        </w:rPr>
-        <w:t>DATE] [TIME]</w:t>
+          <w:rFonts w:asciiTheme="majorBidi" w:hAnsiTheme="majorBidi" w:cs="Kokila"/>
+          <w:color w:val="000000" w:themeColor="text1"/>
+        </w:rPr>
+        <w:t>INJURY DATE</w:t>
+      </w:r>
+      <w:r>
+        <w:rPr>
+          <w:rFonts w:asciiTheme="majorBidi" w:hAnsiTheme="majorBidi"/>
+          <w:color w:val="000000" w:themeColor="text1"/>
+        </w:rPr>
+        <w:t>] [TIME]</w:t>
       </w:r>
       <w:r>
         <w:rPr>
@@ -2599,7 +2599,21 @@
           <w:rFonts w:asciiTheme="majorBidi" w:hAnsiTheme="majorBidi"/>
           <w:color w:val="000000" w:themeColor="text1"/>
         </w:rPr>
-        <w:t xml:space="preserve">[INJURY DATE] </w:t>
+        <w:t>[</w:t>
+      </w:r>
+      <w:r>
+        <w:rPr>
+          <w:rFonts w:asciiTheme="majorBidi" w:hAnsiTheme="majorBidi" w:cs="Kokila"/>
+          <w:color w:val="000000" w:themeColor="text1"/>
+        </w:rPr>
+        <w:t>INJURY DATE</w:t>
+      </w:r>
+      <w:r>
+        <w:rPr>
+          <w:rFonts w:asciiTheme="majorBidi" w:hAnsiTheme="majorBidi"/>
+          <w:color w:val="000000" w:themeColor="text1"/>
+        </w:rPr>
+        <w:t xml:space="preserve">] </w:t>
       </w:r>
       <w:r>
         <w:rPr>
@@ -2609,6 +2623,7 @@
         </w:rPr>
         <w:t>(</w:t>
       </w:r>
+      <w:proofErr w:type="spellStart"/>
       <w:r>
         <w:rPr>
           <w:rFonts w:ascii="Nirmala UI" w:hAnsi="Nirmala UI" w:cs="Nirmala UI" w:hint="cs"/>
@@ -2617,6 +2632,7 @@
         </w:rPr>
         <w:t>दिनॉक</w:t>
       </w:r>
+      <w:proofErr w:type="spellEnd"/>
       <w:r>
         <w:rPr>
           <w:rFonts w:asciiTheme="majorBidi" w:hAnsiTheme="majorBidi"/>
@@ -2641,6 +2657,7 @@
         </w:rPr>
         <w:t xml:space="preserve"> </w:t>
       </w:r>
+      <w:proofErr w:type="spellStart"/>
       <w:r>
         <w:rPr>
           <w:rFonts w:ascii="Nirmala UI" w:hAnsi="Nirmala UI" w:cs="Nirmala UI" w:hint="cs"/>
@@ -2649,6 +2666,7 @@
         </w:rPr>
         <w:t>दुर्घटनाग्रस्त</w:t>
       </w:r>
+      <w:proofErr w:type="spellEnd"/>
       <w:r>
         <w:rPr>
           <w:rFonts w:asciiTheme="majorBidi" w:hAnsiTheme="majorBidi"/>
@@ -3562,7 +3580,25 @@
                 <w:sz w:val="18"/>
                 <w:szCs w:val="16"/>
               </w:rPr>
-              <w:t>[INJURY DATE]</w:t>
+              <w:t>[</w:t>
+            </w:r>
+            <w:r>
+              <w:rPr>
+                <w:rFonts w:ascii="Cambria Math" w:eastAsia="Times New Roman" w:hAnsi="Cambria Math" w:cs="Cambria Math"/>
+                <w:color w:val="000000" w:themeColor="text1"/>
+                <w:sz w:val="18"/>
+                <w:szCs w:val="16"/>
+              </w:rPr>
+              <w:t>INJURY DATE</w:t>
+            </w:r>
+            <w:r>
+              <w:rPr>
+                <w:rFonts w:ascii="Cambria Math" w:eastAsia="Times New Roman" w:hAnsi="Cambria Math" w:cs="Cambria Math"/>
+                <w:color w:val="000000" w:themeColor="text1"/>
+                <w:sz w:val="18"/>
+                <w:szCs w:val="16"/>
+              </w:rPr>
+              <w:t>]</w:t>
             </w:r>
           </w:p>
         </w:tc>
@@ -4612,7 +4648,7 @@
                 <w:sz w:val="18"/>
                 <w:szCs w:val="16"/>
               </w:rPr>
-              <w:t>[CAUSE OF ACCIDENT</w:t>
+              <w:t>[</w:t>
             </w:r>
             <w:r>
               <w:rPr>
@@ -4621,7 +4657,7 @@
                 <w:sz w:val="18"/>
                 <w:szCs w:val="16"/>
               </w:rPr>
-              <w:t>]</w:t>
+              <w:t>INJURY REASON]</w:t>
             </w:r>
           </w:p>
         </w:tc>
